--- a/data/deliverables/sc_e368f88cc7caf008/credit_memo.docx
+++ b/data/deliverables/sc_e368f88cc7caf008/credit_memo.docx
@@ -8,7 +8,7 @@
         <w:jc w:val="center"/>
       </w:pPr>
       <w:r>
-        <w:t>Credit Memo - The Goldman Sachs Group, Inc.</w:t>
+        <w:t>Credit Memo - The Goldman Sachs Group Inc.</w:t>
       </w:r>
     </w:p>
     <w:p>
@@ -20,7 +20,7 @@
         <w:tab/>
       </w:r>
       <w:r>
-        <w:t>Credit Committee</w:t>
+        <w:t>Credit Committee, Rating Agency</w:t>
       </w:r>
     </w:p>
     <w:p>
@@ -32,7 +32,7 @@
         <w:tab/>
       </w:r>
       <w:r>
-        <w:t>Financial Institutions Group</w:t>
+        <w:t>Senior Credit Analyst, Financial Institutions Group</w:t>
       </w:r>
     </w:p>
     <w:p>
@@ -44,7 +44,7 @@
         <w:tab/>
       </w:r>
       <w:r>
-        <w:t>2026-05-20</w:t>
+        <w:t>May 2026</w:t>
       </w:r>
     </w:p>
     <w:p>
@@ -56,7 +56,7 @@
         <w:tab/>
       </w:r>
       <w:r>
-        <w:t>Credit Memorandum - The Goldman Sachs Group, Inc. - $5.0 Billion Unsecured Revolving Credit Facility</w:t>
+        <w:t>Credit Assessment - The Goldman Sachs Group, Inc. (GS)</w:t>
       </w:r>
     </w:p>
     <w:p>
@@ -77,7 +77,7 @@
         <w:rPr>
           <w:b w:val="0"/>
         </w:rPr>
-        <w:t>This memorandum evaluates the creditworthiness of The Goldman Sachs Group, Inc. (NYSE: GS) in connection with a proposed $5.0 billion unsecured revolving credit facility. Goldman Sachs is one of the worlds preeminent investment banking, securities, and investment management firms, with total assets of $2,060.2 billion as of Q1 2026. The proposed facility would support the firms general corporate purposes and liquidity buffer.</w:t>
+        <w:t>This memorandum presents the periodic credit assessment for The Goldman Sachs Group, Inc. (GS) based on financial data through Q1 2026. Goldman Sachs remains one of the preeminent global investment banking, securities, and investment management firms, and this analysis evaluates the firm's creditworthiness in the context of its most recent quarterly performance and full-year 2025 results.</w:t>
       </w:r>
     </w:p>
     <w:p>
@@ -85,7 +85,7 @@
         <w:rPr>
           <w:b w:val="0"/>
         </w:rPr>
-        <w:t>Based on our analysis of the firms financial performance through Q1 2026, we assign a preliminary internal risk rating of Investment Grade 2 (IG-2), reflecting Goldman Sachs strong earnings power, substantial asset base, and robust capital position. The firm reported Q1 2026 net income of $5.63 billion and diluted EPS of $17.55, demonstrating continued profitability across market cycles.</w:t>
+        <w:t>Goldman Sachs reported net income of $5.63 billion for Q1 2026, representing a strong start to the fiscal year and demonstrating continued earnings momentum from FY 2025, when the firm generated $17.18 billion in net income. Diluted earnings per share reached $17.55 in Q1 2026, building on the $51.32 achieved for the full year 2025. The firm's balance sheet expanded significantly to $2.06 trillion in total assets as of Q1 2026, up from $1.81 trillion at year-end 2025, reflecting increased client activity and market-making inventory.</w:t>
       </w:r>
     </w:p>
     <w:p>
@@ -93,7 +93,15 @@
         <w:rPr>
           <w:b w:val="0"/>
         </w:rPr>
-        <w:t>Key credit considerations include: (1) a leverage ratio of approximately 16.8x (assets/equity), which is characteristic of large broker-dealer balance sheets but requires close monitoring; (2) stockholders equity of $122.8 billion providing a meaningful capital cushion; and (3) cash and cash equivalents of $179.5 billion as of Q1 2026, representing approximately 8.7% of total assets. We recommend approval of the facility subject to financial covenants and reporting requirements detailed in Section 6.</w:t>
+        <w:t>The primary credit strengths include robust profitability, a strong liquidity position with $179.5 billion in cash and cash equivalents, and a well-established franchise in global capital markets. However, the material credit considerations include the elevated leverage profile, with total liabilities of $1.94 trillion against $122.8 billion in stockholders' equity, and the pace of balance sheet growth, which outpaced equity accumulation in Q1 2026.</w:t>
+      </w:r>
+    </w:p>
+    <w:p>
+      <w:r>
+        <w:rPr>
+          <w:b w:val="0"/>
+        </w:rPr>
+        <w:t>Our preliminary recommendation is a Stable Outlook. The firm's earnings power and liquidity buffers provide adequate support for the current rating level, though the increase in leverage warrants close monitoring in subsequent quarters. The firm's ability to maintain strong profitability while managing the growth of its balance sheet will be the key determinant of any future rating action.</w:t>
       </w:r>
     </w:p>
     <w:p>
@@ -101,7 +109,7 @@
         <w:pStyle w:val="Heading1"/>
       </w:pPr>
       <w:r>
-        <w:t>Borrower Overview</w:t>
+        <w:t>Profitability Analysis</w:t>
       </w:r>
     </w:p>
     <w:p>
@@ -109,7 +117,7 @@
         <w:rPr>
           <w:b w:val="0"/>
         </w:rPr>
-        <w:t>The Goldman Sachs Group, Inc. is a leading global financial institution that delivers a broad range of financial services to a substantial and diversified client base that includes corporations, financial institutions, governments, and individuals. Goldman Sachs operates in the investment_banking sector with a CIK of 0000886982 and trades on the NYSE under ticker symbol GS.</w:t>
+        <w:t>Goldman Sachs delivered net income of $17.18 billion for the full year 2025, reflecting the firm's dominant position in investment banking fees, trading revenues, and asset management. In Q1 2026, the firm reported $5.63 billion in net income, which annualizes to approximately $22.5 billion, a figure that if sustained would represent a meaningful improvement over FY 2025 results.</w:t>
       </w:r>
     </w:p>
     <w:p>
@@ -117,7 +125,7 @@
         <w:rPr>
           <w:b w:val="0"/>
         </w:rPr>
-        <w:t>The firms principal business activities are organized into three core segments: Investment Banking, which provides advisory services for mergers, acquisitions, and restructurings as well as underwriting of equity and debt securities; Global Markets, which facilitates client transactions in fixed income, currencies, commodities, and equities and makes markets in derivative products; and Asset and Wealth Management, which provides investment management services to institutional and individual clients.</w:t>
+        <w:t>To contextualize the Q1 2026 result, we examine the quarterly progression through 2025. The YTD cumulative net income through Q2 2025 was $8.46 billion, while the YTD through Q3 2025 was $12.56 billion, implying Q3 2025 standalone net income of $4.10 billion. The full-year 2025 figure of $17.18 billion suggests that Q4 2025 standalone net income was approximately $4.62 billion, calculated as $17.18 billion less the Q3 YTD of $12.56 billion.</w:t>
       </w:r>
     </w:p>
     <w:p>
@@ -125,7 +133,7 @@
         <w:rPr>
           <w:b w:val="0"/>
         </w:rPr>
-        <w:t>As of Q1 2026, Goldman Sachs reported total assets of $2,060.2 billion and stockholders equity of $122.8 billion, making it one of the largest financial institutions globally by balance sheet size. The firms recent SEC filing activity includes five 424B2 prospectus supplements filed on May 13, 2026, indicating active capital markets activity and ongoing access to public debt markets.</w:t>
+        <w:t>The Q1 2026 result of $5.63 billion compares favorably to the Q3 2025 standalone result of $4.10 billion and the implied Q4 2025 figure of approximately $4.62 billion. This suggests improving sequential momentum entering 2026. However, investment banking revenues are inherently cyclical and can exhibit significant quarter-to-quarter variability based on capital markets activity, deal flow, and trading conditions.</w:t>
       </w:r>
     </w:p>
     <w:p>
@@ -133,7 +141,7 @@
         <w:rPr>
           <w:b w:val="0"/>
         </w:rPr>
-        <w:t>Goldman Sachs competitive position is underpinned by its premier investment banking franchise, deep client relationships across institutional and corporate segments, and its ability to generate substantial fee income from advisory and underwriting mandates. The firms scale and global reach provide significant competitive advantages in serving large, complex transactions.</w:t>
+        <w:t>From a credit perspective, the consistency of Goldman Sachs' earnings power is a positive factor. The firm has demonstrated its ability to generate substantial profits across market cycles, though the variability between quarters highlights the episodic nature of certain revenue streams. The sustainability of Q1 2026's elevated run-rate will depend on macroeconomic conditions and capital markets activity for the remainder of the year.</w:t>
       </w:r>
     </w:p>
     <w:p>
@@ -141,7 +149,7 @@
         <w:pStyle w:val="Heading1"/>
       </w:pPr>
       <w:r>
-        <w:t>Financial Analysis</w:t>
+        <w:t>Balance Sheet and Leverage Assessment</w:t>
       </w:r>
     </w:p>
     <w:p>
@@ -149,7 +157,7 @@
         <w:rPr>
           <w:b w:val="0"/>
         </w:rPr>
-        <w:t>Goldman Sachs demonstrated solid profitability during the periods under review. Net income for Q1 2026 was $5.63 billion, compared to $8.46 billion in Q2 2025 and $4.10 billion in Q3 2025. Full year 2025 net income totaled $17.18 billion, indicating the firms ability to generate substantial earnings through varying market conditions. The quarterly variance in net income reflects the inherent cyclicality of capital markets businesses, with Q2 2025 representing the strongest quarter in the period analyzed.</w:t>
+        <w:t>Goldman Sachs' balance sheet expanded meaningfully in Q1 2026, with total assets reaching $2.06 trillion compared to $1.81 trillion at year-end 2025, an increase of approximately $250.9 billion or 13.9%. Total liabilities rose correspondingly to $1.94 trillion from $1.68 trillion, an increase of $253.1 billion. Stockholders' equity declined modestly to $122.8 billion from $125.0 billion, a decrease of approximately $2.2 billion.</w:t>
       </w:r>
     </w:p>
     <w:p>
@@ -157,7 +165,7 @@
         <w:rPr>
           <w:b w:val="0"/>
         </w:rPr>
-        <w:t>The firms balance sheet expanded materially over the period. Total assets grew from $1,785.0 billion in Q2 2025 to $2,060.2 billion in Q1 2026, an increase of $275.2 billion or approximately 15.4%. This growth was accompanied by a corresponding increase in liabilities from $1,660.9 billion to $1,937.4 billion. Stockholders equity remained relatively stable, declining modestly from $124.1 billion in Q2 2025 to $122.8 billion in Q1 2026, a decrease of $1.3 billion or 1.1%.</w:t>
+        <w:t>The divergence between asset growth and equity trends is a key credit consideration. The leverage ratio, calculated as total liabilities divided by stockholders' equity, stood at approximately 15.8x as of Q1 2026, compared to 13.5x at year-end 2025. This represents a meaningful increase in financial leverage over a single quarter. For context, the leverage ratio was approximately 13.5x at Q3 2025 and 13.4x at Q2 2025.</w:t>
       </w:r>
     </w:p>
     <w:p>
@@ -165,7 +173,7 @@
         <w:rPr>
           <w:b w:val="0"/>
         </w:rPr>
-        <w:t>Cash and cash equivalents increased from $153.0 billion in Q2 2025 to $179.5 billion in Q1 2026, representing a $26.6 billion increase. As a percentage of total assets, cash holdings represented approximately 8.6% in Q2 2025 and approximately 8.7% in Q1 2026, demonstrating the firms commitment to maintaining substantial liquidity buffers.</w:t>
+        <w:t>The historical leverage ratios are as follows: Q2 2025 at 13.36x using liabilities of $1,660.9 billion and equity of $124.1 billion; Q3 2025 at 13.54x using liabilities of $1,683.6 billion and equity of $124.4 billion; FY 2025 at 13.48x using liabilities of $1,684.3 billion and equity of $124.97 billion; and Q1 2026 at 15.78x using liabilities of $1,937.4 billion and equity of $122.8 billion. The jump to 15.78x in Q1 2026 is notable and exceeds the firm's recent operating range.</w:t>
       </w:r>
     </w:p>
     <w:p>
@@ -173,7 +181,15 @@
         <w:rPr>
           <w:b w:val="0"/>
         </w:rPr>
-        <w:t>Key credit ratios as of Q1 2026 are as follows: The leverage ratio (total assets divided by stockholders equity) stands at 16.8x ($2,060.2B divided by $122.8B), which is elevated but within the range typical for large diversified financial institutions with significant broker-dealer operations. The equity-to-assets ratio of 5.96% ($122.8B divided by $2,060.2B) indicates that the firm maintains approximately $6 of equity for every $100 of assets. The cash coverage of liabilities ratio is 9.27% ($179.5B divided by $1,937.4B), meaning the firm holds cash equivalent to approximately 9.3% of its total liabilities.</w:t>
+        <w:t>The equity cushion of $122.8 billion remains substantial in absolute terms and supports the firm's ability to absorb potential losses. However, the declining equity alongside expanding liabilities reduces the margin of safety. The net decrease in equity of $2.2 billion in Q1 2026 could reflect share repurchases, dividend payments, or other capital management actions which, while beneficial to shareholders, can be credit-negative if they result in excessive leverage.</w:t>
+      </w:r>
+    </w:p>
+    <w:p>
+      <w:pPr>
+        <w:pStyle w:val="Heading1"/>
+      </w:pPr>
+      <w:r>
+        <w:t>Liquidity Position</w:t>
       </w:r>
     </w:p>
     <w:p>
@@ -181,7 +197,31 @@
         <w:rPr>
           <w:b w:val="0"/>
         </w:rPr>
-        <w:t>Diluted earnings per share followed a similar pattern to net income, with Q1 2026 at $17.55, Q2 2025 at $25.07, Q3 2025 at $12.25, and the full year 2025 at $51.32. The FY2025 EPS of $51.32 represents strong annual earnings power, while quarterly fluctuations align with the cyclicality observed in net income.</w:t>
+        <w:t>Goldman Sachs maintained a robust liquidity position as of Q1 2026, with cash and cash equivalents of $179.5 billion. This represents an increase from $164.3 billion at year-end 2025 and $152.9 billion at Q2 2025. The trend in cash reserves has been generally positive, with the Q1 2026 figure representing a $15.3 billion increase from FY 2025 levels.</w:t>
+      </w:r>
+    </w:p>
+    <w:p>
+      <w:r>
+        <w:rPr>
+          <w:b w:val="0"/>
+        </w:rPr>
+        <w:t>The firm's cash position as a percentage of total assets was approximately 8.7% as of Q1 2026, calculated as $179.5 billion divided by $2,060.2 billion, compared to 9.1% at year-end 2025 using $164.3 billion divided by $1,809.3 billion. While the absolute level of cash increased, the ratio to assets declined slightly due to the faster pace of balance sheet growth. This marginal decline is not alarming given the absolute magnitude of the cash buffer, but it bears monitoring.</w:t>
+      </w:r>
+    </w:p>
+    <w:p>
+      <w:r>
+        <w:rPr>
+          <w:b w:val="0"/>
+        </w:rPr>
+        <w:t>From a liquidity stress perspective, the $179.5 billion cash position provides a meaningful cushion. As a proportion of total liabilities, cash represented approximately 9.3% as of Q1 2026, calculated as $179.5 billion divided by $1,937.4 billion, compared to 9.8% at year-end 2025 using $164.3 billion divided by $1,684.3 billion. This indicates that while liquidity remains ample, the incremental assets added in Q1 2026 were not fully funded by cash accumulation.</w:t>
+      </w:r>
+    </w:p>
+    <w:p>
+      <w:r>
+        <w:rPr>
+          <w:b w:val="0"/>
+        </w:rPr>
+        <w:t>Goldman Sachs' liquidity management practices are a recognized credit strength. The firm's ability to maintain and grow its cash reserves even as the balance sheet expands demonstrates effective treasury management. However, the slight decline in cash-to-asset and cash-to-liability ratios suggests that the pace of asset growth should be carefully managed to ensure liquidity buffers remain commensurate with the firm's risk profile.</w:t>
       </w:r>
     </w:p>
     <w:p>
@@ -189,7 +229,7 @@
         <w:pStyle w:val="Heading1"/>
       </w:pPr>
       <w:r>
-        <w:t>Capital Adequacy Assessment</w:t>
+        <w:t>Earnings Per Share Trend</w:t>
       </w:r>
     </w:p>
     <w:p>
@@ -197,7 +237,7 @@
         <w:rPr>
           <w:b w:val="0"/>
         </w:rPr>
-        <w:t>Goldman Sachs capital position warrants careful analysis given the firms significant balance sheet leverage. Stockholders equity at FY2025 was $125.0 billion, declining to $122.8 billion as of Q1 2026, a reduction of approximately $2.2 billion or 1.75%. This decline occurred despite strong Q1 2026 net income of $5.63 billion, suggesting that dividends, share repurchases, or other capital distributions exceeded earnings during the period.</w:t>
+        <w:t>Diluted earnings per share for Goldman Sachs reached $17.55 in Q1 2026, building on a strong FY 2025 performance of $51.32 per share. The Q1 2026 figure, if annualized, would imply approximately $70.20 per share for the full year, a 36.8% increase over FY 2025. While such annualization should be interpreted with caution given the cyclicality of the business, the Q1 result nonetheless signals improving profitability on a per-share basis.</w:t>
       </w:r>
     </w:p>
     <w:p>
@@ -205,7 +245,7 @@
         <w:rPr>
           <w:b w:val="0"/>
         </w:rPr>
-        <w:t>The decline in the equity-to-assets ratio is more pronounced when examined over the full period. At FY2025, equity represented 6.91% of total assets ($125.0B divided by $1,809.3B), while by Q1 2026, this ratio had declined to 5.96% ($122.8B divided by $2,060.2B). The primary driver of this ratio deterioration was the $250.9 billion increase in total assets from $1,809.3 billion to $2,060.2 billion, outpacing the relatively stable equity base.</w:t>
+        <w:t>Examining the quarterly EPS trajectory through 2025 provides useful context. The Q3 2025 standalone diluted EPS was $12.25, while the YTD figure through Q3 2025 was $37.33. The YTD through Q2 2025 was $25.07. The full-year 2025 EPS of $51.32 suggests Q4 2025 standalone EPS of approximately $14.00, calculated as $51.32 less the Q3 YTD of $37.33.</w:t>
       </w:r>
     </w:p>
     <w:p>
@@ -213,7 +253,7 @@
         <w:rPr>
           <w:b w:val="0"/>
         </w:rPr>
-        <w:t>The balance sheet expansion of approximately $250.9 billion between FY2025 and Q1 2026 represents a 13.9% increase in total assets in a single quarter. This rapid growth may reflect increased client activity, market-making inventory expansion, or strategic positioning. While the firms absolute capital level of $122.8 billion remains substantial, the pace of asset growth relative to equity growth warrants monitoring.</w:t>
+        <w:t>The quarterly EPS progression for 2025 shows meaningful variability. The implied Q1-Q2 2025 combined EPS was $25.07, Q3 2025 standalone was $12.25, and Q4 2025 standalone was approximately $14.00. The Q1 2026 result of $17.55 exceeds all standalone quarters in 2025, indicating strong earnings momentum entering the new fiscal year.</w:t>
       </w:r>
     </w:p>
     <w:p>
@@ -221,7 +261,7 @@
         <w:rPr>
           <w:b w:val="0"/>
         </w:rPr>
-        <w:t>The firms capital buffer, defined as stockholders equity as a percentage of total assets, provides a cushion against potential losses. At 5.96%, Goldman Sachs maintains capital that would need to be entirely depleted before unsecured creditors face losses. However, in a stress scenario involving significant mark-to-market losses on the firms $2,060.2 billion asset base, even small percentage losses could erode capital materially. A 6% decline in asset values would theoretically eliminate the entire equity cushion.</w:t>
+        <w:t>From a credit standpoint, strong EPS performance supports the firm's capacity to maintain or increase dividends and share repurchases, which can be both a credit positive through retained earnings growth and a credit negative if capital is returned excessively. The key credit consideration is whether the firm maintains sufficient earnings retention to support its growing balance sheet and absorb potential losses.</w:t>
       </w:r>
     </w:p>
     <w:p>
@@ -229,7 +269,7 @@
         <w:pStyle w:val="Heading1"/>
       </w:pPr>
       <w:r>
-        <w:t>Risk Factors</w:t>
+        <w:t>Key Credit Risks and Mitigants</w:t>
       </w:r>
     </w:p>
     <w:p>
@@ -237,7 +277,7 @@
         <w:rPr>
           <w:b w:val="0"/>
         </w:rPr>
-        <w:t>Risk Factor 1 - Elevated Leverage Profile: Goldman Sachs operates with an assets-to-equity ratio of 16.8x as of Q1 2026, which represents significant structural leverage. While this is characteristic of broker-dealer balance sheets where matched-book trading and client facilitation require large gross asset positions, it creates vulnerability to adverse market movements. A decline of approximately 6% in the value of total assets would theoretically impair the firms equity base. This structural leverage risk is the most significant credit consideration for unsecured lenders.</w:t>
+        <w:t>Risk 1: Elevated Leverage. The leverage ratio increased to approximately 15.8x in Q1 2026 from 13.5x at year-end 2025. This level of leverage reduces the equity cushion available to absorb losses. Mitigant: Goldman Sachs' stockholders' equity of $122.8 billion remains substantial, and the firm's demonstrated ability to generate $5.63 billion in quarterly net income provides a strong earnings buffer. Over time, retained earnings can rebuild the equity base if balance sheet growth moderates.</w:t>
       </w:r>
     </w:p>
     <w:p>
@@ -245,7 +285,7 @@
         <w:rPr>
           <w:b w:val="0"/>
         </w:rPr>
-        <w:t>Risk Factor 2 - Rapid Balance Sheet Expansion: Total assets increased by $275.2 billion (15.4%) from Q2 2025 ($1,785.0 billion) to Q1 2026 ($2,060.2 billion). This rapid growth, if funded with short-term or callable liabilities, could create refinancing risk. The corresponding liability increase from $1,660.9 billion to $1,937.4 billion indicates that the asset growth was predominantly debt-financed rather than equity-financed, further compressing the equity cushion.</w:t>
+        <w:t>Risk 2: Balance Sheet Growth Outpacing Equity. Total assets grew by 13.9% in a single quarter while equity declined by 1.7%. This divergence, if sustained, could lead to further increases in leverage and potential rating pressure. Mitigant: The asset growth may be driven by short-term, self-liquidating positions such as trading inventory and client facilitation activities that are expected to normalize. Additionally, the growth was accompanied by a $15.3 billion increase in cash reserves.</w:t>
       </w:r>
     </w:p>
     <w:p>
@@ -253,7 +293,7 @@
         <w:rPr>
           <w:b w:val="0"/>
         </w:rPr>
-        <w:t>Risk Factor 3 - Earnings Cyclicality: Quarterly net income ranged from $4.10 billion in Q3 2025 to $8.46 billion in Q2 2025, representing a 2.1x variation between the strongest and weakest quarters. This earnings volatility is inherent to capital markets businesses but creates uncertainty in the firms ability to maintain consistent cash flows for debt service. Diluted EPS ranged from $12.25 to $25.07 across the quarters analyzed, reinforcing this variability.</w:t>
+        <w:t>Risk 3: Earnings Cyclicality. Quarterly net income ranged from approximately $4.10 billion in Q3 2025 to $5.63 billion in Q1 2026, representing significant variability. A sustained downturn in capital markets activity could pressure earnings and, by extension, the firm's ability to service debt and maintain capital levels. Mitigant: The firm's diversified business model across investment banking, global markets, and asset and wealth management provides multiple revenue streams. The full-year 2025 net income of $17.18 billion demonstrates resilience.</w:t>
       </w:r>
     </w:p>
     <w:p>
@@ -261,55 +301,13 @@
         <w:rPr>
           <w:b w:val="0"/>
         </w:rPr>
-        <w:t>Additional considerations include the firms reliance on short-term funding markets, the potential for mark-to-market losses in volatile markets, and the concentration of earnings in transactional businesses that are sensitive to market conditions and deal flow. The five 424B2 filings in May 2026 suggest active capital markets activity, which could indicate either strengthening or increased funding needs.</w:t>
+        <w:t>Risk 4: Declining Cash-to-Asset Ratio. While absolute cash increased to $179.5 billion, the ratio of cash to total assets declined from 9.1% at FY 2025 to 8.7% at Q1 2026. If balance sheet growth continues without proportional liquidity accumulation, the firm could face increased funding risk during stress periods. Mitigant: The absolute cash position of $179.5 billion is historically strong and represents approximately 9.3% of total liabilities. The firm's access to deep capital markets provides additional liquidity backstops.</w:t>
       </w:r>
     </w:p>
-    <w:p>
-      <w:pPr>
-        <w:pStyle w:val="Heading1"/>
-      </w:pPr>
-      <w:r>
-        <w:t>Facility Structure Recommendation</w:t>
-      </w:r>
-    </w:p>
+    <w:p/>
     <w:p>
       <w:r>
-        <w:rPr>
-          <w:b w:val="0"/>
-        </w:rPr>
-        <w:t>We recommend the following terms for the proposed $5.0 billion unsecured revolving credit facility for The Goldman Sachs Group, Inc. Facility Size: $5.0 billion unsecured revolving credit facility. Tenor: 364 days with a one-year extension option, or alternatively a 3-year tenor with annual renewals. Given the firms investment-grade credit profile and active capital markets access (as evidenced by the five 424B2 filings in May 2026), a 364-day facility is preferred to align with market conventions for broker-dealer revolving facilities.</w:t>
-      </w:r>
-    </w:p>
-    <w:p>
-      <w:r>
-        <w:rPr>
-          <w:b w:val="0"/>
-        </w:rPr>
-        <w:t>Pricing: Based on the firms IG-2 credit rating and current market conditions, we recommend pricing at SOFR plus 75 basis points for drawn amounts, with a commitment fee of 20 basis points on undrawn amounts. Pricing should include a ratings-based grid with a 25 basis point step-up if the firms senior unsecured credit rating falls below investment grade.</w:t>
-      </w:r>
-    </w:p>
-    <w:p>
-      <w:r>
-        <w:rPr>
-          <w:b w:val="0"/>
-        </w:rPr>
-        <w:t>Financial Covenants: (1) Minimum Stockholders Equity covenant of $100.0 billion, tested quarterly. This represents an 18.6% cushion below the current equity level of $122.8 billion. (2) Maximum Leverage Ratio (total assets divided by stockholders equity) of 20.0x, tested quarterly. The current ratio of 16.8x provides a 16.0% buffer before triggering a covenant breach. (3) Minimum Liquidity covenant requiring cash and cash equivalents plus unencumbered liquid assets of at least $150.0 billion.</w:t>
-      </w:r>
-    </w:p>
-    <w:p>
-      <w:r>
-        <w:rPr>
-          <w:b w:val="0"/>
-        </w:rPr>
-        <w:t>Reporting Requirements: The borrower shall provide (1) quarterly consolidated financial statements within 60 days of quarter-end; (2) annual audited financial statements within 90 days of fiscal year-end; (3) quarterly compliance certificates signed by the CFO certifying compliance with all financial covenants; and (4) prompt notice of any material adverse change in the firms financial condition or any event of default under other material debt agreements.</w:t>
-      </w:r>
-    </w:p>
-    <w:p>
-      <w:r>
-        <w:rPr>
-          <w:b w:val="0"/>
-        </w:rPr>
-        <w:t>Additional Provisions: The facility should include a material adverse change (MAC) clause, cross-default provisions to other material debt obligations, and standard representations and warranties. The facility should be governed by New York law with standard lender protections typical for investment-grade revolving credit facilities.</w:t>
+        <w:t>Prepared by: Senior Credit Analyst, Financial Institutions Group</w:t>
       </w:r>
     </w:p>
     <w:sectPr>
